--- a/resources/form_templates/formularios_fl/FL-01_Formulario_de_Inscripcion.docx
+++ b/resources/form_templates/formularios_fl/FL-01_Formulario_de_Inscripcion.docx
@@ -1166,14 +1166,14 @@
                 <w:sz w:val="22"/>
                 <w:szCs w:val="22"/>
               </w:rPr>
-              <w:t xml:space="preserve"> [Firma del gerente de su empresa] </w:t>
+              <w:t xml:space="preserve"> ${img_firma} </w:t>
             </w:r>
             <w:r>
               <w:rPr>
                 <w:sz w:val="22"/>
                 <w:szCs w:val="22"/>
               </w:rPr>
-              <w:t xml:space="preserve">[Sello de su empresa]</w:t>
+              <w:t xml:space="preserve">${img_sello}</w:t>
             </w:r>
           </w:p>
         </w:tc>

--- a/resources/form_templates/formularios_fl/FL-01_Formulario_de_Inscripcion.docx
+++ b/resources/form_templates/formularios_fl/FL-01_Formulario_de_Inscripcion.docx
@@ -373,7 +373,7 @@
                 <w:rFonts w:ascii="Arial" w:eastAsia="Calibri" w:hAnsi="Arial" w:cs="Arial"/>
                 <w:kern w:val="0"/>
               </w:rPr>
-              <w:t xml:space="preserve">8095600459</w:t>
+              <w:t xml:space="preserve">${empresa_telefono}</w:t>
             </w:r>
           </w:p>
         </w:tc>
